--- a/cowork-copilot/Contoso_Construction_Weekly_Week16.docx
+++ b/cowork-copilot/Contoso_Construction_Weekly_Week16.docx
@@ -15,7 +15,7 @@
     </w:p>
     <w:p>
       <w:r>
-        <w:t>Attending: Anne (Safety), Riley (Construction), Megan (Logistics), operations lead</w:t>
+        <w:t>Attending: Sonia (Safety), Kai (Construction), Lisa (Logistics), operations lead</w:t>
       </w:r>
     </w:p>
     <w:p>
@@ -63,7 +63,7 @@
         <w:pStyle w:val="ListBullet"/>
       </w:pPr>
       <w:r>
-        <w:t>Electrical is one week late (May 22 instead of May 15). Riley sends a revised plan.</w:t>
+        <w:t>Electrical is one week late (May 22 instead of May 15). Kai sends a revised plan.</w:t>
       </w:r>
     </w:p>
     <w:p>
@@ -79,7 +79,7 @@
         <w:pStyle w:val="ListBullet"/>
       </w:pPr>
       <w:r>
-        <w:t>Northwind Freight arrives at 5:30 am, before the vendor window. Safety exception needed (Anne).</w:t>
+        <w:t>Northwind Freight arrives at 5:30 am, before the vendor window. Safety exception needed (Sonia).</w:t>
       </w:r>
     </w:p>
     <w:p>

--- a/cowork-copilot/Contoso_Construction_Weekly_Week16.docx
+++ b/cowork-copilot/Contoso_Construction_Weekly_Week16.docx
@@ -15,7 +15,7 @@
     </w:p>
     <w:p>
       <w:r>
-        <w:t>Attending: Sonia (Safety), Kai (Construction), Lisa (Logistics), operations lead</w:t>
+        <w:t>Attending: Sonia (Safety), Vance (Construction), Teresa (Logistics), operations lead</w:t>
       </w:r>
     </w:p>
     <w:p>
@@ -63,7 +63,7 @@
         <w:pStyle w:val="ListBullet"/>
       </w:pPr>
       <w:r>
-        <w:t>Electrical is one week late (May 22 instead of May 15). Kai sends a revised plan.</w:t>
+        <w:t>Electrical is one week late (May 22 instead of May 15). Vance sends a revised plan.</w:t>
       </w:r>
     </w:p>
     <w:p>
